--- a/SoftwareFactoryIII.docx
+++ b/SoftwareFactoryIII.docx
@@ -14,6 +14,18 @@
         <w:t>Gonzalo Bravo, Lautaro Ramos, Thiago Rivadineira.</w:t>
       </w:r>
     </w:p>
+    <w:p>
+      <w:pPr>
+        <w:pStyle w:val="Normal"/>
+        <w:bidi w:val="0"/>
+        <w:jc w:val="left"/>
+        <w:rPr/>
+      </w:pPr>
+      <w:r>
+        <w:rPr/>
+        <w:t>Julián Carola.</w:t>
+      </w:r>
+    </w:p>
     <w:sectPr>
       <w:type w:val="nextPage"/>
       <w:pgSz w:w="11906" w:h="16838"/>
@@ -21,6 +33,7 @@
       <w:pgNumType w:fmt="decimal"/>
       <w:formProt w:val="false"/>
       <w:textDirection w:val="lrTb"/>
+      <w:docGrid w:type="default" w:linePitch="100" w:charSpace="0"/>
     </w:sectPr>
   </w:body>
 </w:document>
@@ -40,7 +53,6 @@
     </w:rPrDefault>
     <w:pPrDefault>
       <w:pPr>
-        <w:widowControl/>
         <w:suppressAutoHyphens w:val="true"/>
       </w:pPr>
     </w:pPrDefault>
@@ -50,7 +62,10 @@
     <w:qFormat/>
     <w:pPr>
       <w:widowControl/>
+      <w:suppressAutoHyphens w:val="true"/>
       <w:bidi w:val="0"/>
+      <w:spacing w:before="0" w:after="0"/>
+      <w:jc w:val="left"/>
     </w:pPr>
     <w:rPr>
       <w:rFonts w:ascii="Liberation Serif" w:hAnsi="Liberation Serif" w:eastAsia="NSimSun" w:cs="Arial"/>
@@ -110,6 +125,32 @@
   </w:style>
   <w:style w:type="paragraph" w:styleId="ndice">
     <w:name w:val="Índice"/>
+    <w:basedOn w:val="Normal"/>
+    <w:qFormat/>
+    <w:pPr>
+      <w:suppressLineNumbers/>
+    </w:pPr>
+    <w:rPr>
+      <w:rFonts w:cs="Arial"/>
+    </w:rPr>
+  </w:style>
+  <w:style w:type="paragraph" w:styleId="Ttulouser">
+    <w:name w:val="Título (user)"/>
+    <w:basedOn w:val="Normal"/>
+    <w:next w:val="BodyText"/>
+    <w:qFormat/>
+    <w:pPr>
+      <w:keepNext w:val="true"/>
+      <w:spacing w:before="240" w:after="120"/>
+    </w:pPr>
+    <w:rPr>
+      <w:rFonts w:ascii="Liberation Sans" w:hAnsi="Liberation Sans" w:eastAsia="Microsoft YaHei" w:cs="Arial"/>
+      <w:sz w:val="28"/>
+      <w:szCs w:val="28"/>
+    </w:rPr>
+  </w:style>
+  <w:style w:type="paragraph" w:styleId="ndiceuser">
+    <w:name w:val="Índice (user)"/>
     <w:basedOn w:val="Normal"/>
     <w:qFormat/>
     <w:pPr>
@@ -130,37 +171,37 @@
         <a:srgbClr val="000000"/>
       </a:dk1>
       <a:lt1>
-        <a:srgbClr val="FFFFFF"/>
+        <a:srgbClr val="ffffff"/>
       </a:lt1>
       <a:dk2>
         <a:srgbClr val="000000"/>
       </a:dk2>
       <a:lt2>
-        <a:srgbClr val="FFFFFF"/>
+        <a:srgbClr val="ffffff"/>
       </a:lt2>
       <a:accent1>
-        <a:srgbClr val="18A303"/>
+        <a:srgbClr val="18a303"/>
       </a:accent1>
       <a:accent2>
-        <a:srgbClr val="0369A3"/>
+        <a:srgbClr val="0369a3"/>
       </a:accent2>
       <a:accent3>
-        <a:srgbClr val="A33E03"/>
+        <a:srgbClr val="a33e03"/>
       </a:accent3>
       <a:accent4>
-        <a:srgbClr val="8E03A3"/>
+        <a:srgbClr val="8e03a3"/>
       </a:accent4>
       <a:accent5>
-        <a:srgbClr val="C99C00"/>
+        <a:srgbClr val="c99c00"/>
       </a:accent5>
       <a:accent6>
-        <a:srgbClr val="C9211E"/>
+        <a:srgbClr val="c9211e"/>
       </a:accent6>
       <a:hlink>
-        <a:srgbClr val="0000EE"/>
+        <a:srgbClr val="0000ee"/>
       </a:hlink>
       <a:folHlink>
-        <a:srgbClr val="551A8B"/>
+        <a:srgbClr val="551a8b"/>
       </a:folHlink>
     </a:clrScheme>
     <a:fontScheme name="Office">

--- a/SoftwareFactoryIII.docx
+++ b/SoftwareFactoryIII.docx
@@ -1,129 +1,272 @@
 
 <file path=word/document.xml><?xml version="1.0" encoding="utf-8"?>
-<w:document xmlns:o="urn:schemas-microsoft-com:office:office" xmlns:r="http://schemas.openxmlformats.org/officeDocument/2006/relationships" xmlns:v="urn:schemas-microsoft-com:vml" xmlns:w="http://schemas.openxmlformats.org/wordprocessingml/2006/main" xmlns:w10="urn:schemas-microsoft-com:office:word" xmlns:wp="http://schemas.openxmlformats.org/drawingml/2006/wordprocessingDrawing" xmlns:pic="http://schemas.openxmlformats.org/drawingml/2006/picture" xmlns:wps="http://schemas.microsoft.com/office/word/2010/wordprocessingShape" xmlns:wpg="http://schemas.microsoft.com/office/word/2010/wordprocessingGroup" xmlns:mc="http://schemas.openxmlformats.org/markup-compatibility/2006" xmlns:wp14="http://schemas.microsoft.com/office/word/2010/wordprocessingDrawing" xmlns:w14="http://schemas.microsoft.com/office/word/2010/wordml" xmlns:w15="http://schemas.microsoft.com/office/word/2012/wordml" mc:Ignorable="w14 wp14 w15">
+<w:document xmlns:ve="http://schemas.openxmlformats.org/markup-compatibility/2006" xmlns:o="urn:schemas-microsoft-com:office:office" xmlns:r="http://schemas.openxmlformats.org/officeDocument/2006/relationships" xmlns:m="http://schemas.openxmlformats.org/officeDocument/2006/math" xmlns:v="urn:schemas-microsoft-com:vml" xmlns:wp="http://schemas.openxmlformats.org/drawingml/2006/wordprocessingDrawing" xmlns:w10="urn:schemas-microsoft-com:office:word" xmlns:w="http://schemas.openxmlformats.org/wordprocessingml/2006/main" xmlns:wne="http://schemas.microsoft.com/office/word/2006/wordml">
   <w:body>
     <w:p>
-      <w:pPr>
-        <w:pStyle w:val="Normal"/>
-        <w:bidi w:val="0"/>
-        <w:jc w:val="left"/>
-        <w:rPr/>
-      </w:pPr>
       <w:r>
-        <w:rPr/>
-        <w:t>Gonzalo Bravo, Lautaro Ramos, Thiago Rivadineira.</w:t>
+        <w:t>Gonzalo Bravo, Lautaro Ramos, Thiago Rivadineira, Gabriel Padilla</w:t>
+      </w:r>
+      <w:r>
+        <w:t>.</w:t>
       </w:r>
     </w:p>
     <w:sectPr>
-      <w:type w:val="nextPage"/>
       <w:pgSz w:w="11906" w:h="16838"/>
-      <w:pgMar w:left="1134" w:right="1134" w:gutter="0" w:header="0" w:top="1134" w:footer="0" w:bottom="1134"/>
-      <w:pgNumType w:fmt="decimal"/>
-      <w:formProt w:val="false"/>
-      <w:textDirection w:val="lrTb"/>
+      <w:pgMar w:top="1134" w:right="1134" w:bottom="1134" w:left="1134" w:header="0" w:footer="0" w:gutter="0"/>
+      <w:cols w:space="720"/>
+      <w:formProt w:val="0"/>
     </w:sectPr>
   </w:body>
 </w:document>
 </file>
 
 <file path=word/styles.xml><?xml version="1.0" encoding="utf-8"?>
-<w:styles xmlns:w="http://schemas.openxmlformats.org/wordprocessingml/2006/main" xmlns:w14="http://schemas.microsoft.com/office/word/2010/wordml" xmlns:mc="http://schemas.openxmlformats.org/markup-compatibility/2006" mc:Ignorable="w14">
+<w:styles xmlns:r="http://schemas.openxmlformats.org/officeDocument/2006/relationships" xmlns:w="http://schemas.openxmlformats.org/wordprocessingml/2006/main">
   <w:docDefaults>
     <w:rPrDefault>
       <w:rPr>
-        <w:rFonts w:ascii="Liberation Serif" w:hAnsi="Liberation Serif" w:eastAsia="NSimSun" w:cs="Arial"/>
+        <w:rFonts w:ascii="Liberation Serif" w:eastAsia="NSimSun" w:hAnsi="Liberation Serif" w:cs="Arial"/>
         <w:kern w:val="2"/>
         <w:sz w:val="24"/>
         <w:szCs w:val="24"/>
-        <w:lang w:val="es-419" w:eastAsia="zh-CN" w:bidi="hi-IN"/>
+        <w:lang w:eastAsia="zh-CN" w:bidi="hi-IN"/>
       </w:rPr>
     </w:rPrDefault>
     <w:pPrDefault>
       <w:pPr>
-        <w:widowControl/>
-        <w:suppressAutoHyphens w:val="true"/>
+        <w:suppressAutoHyphens/>
       </w:pPr>
     </w:pPrDefault>
   </w:docDefaults>
-  <w:style w:type="paragraph" w:styleId="Normal">
+  <w:latentStyles w:defLockedState="0" w:defUIPriority="99" w:defSemiHidden="1" w:defUnhideWhenUsed="1" w:defQFormat="0" w:count="267">
+    <w:lsdException w:name="Normal" w:semiHidden="0" w:uiPriority="0" w:unhideWhenUsed="0" w:qFormat="1"/>
+    <w:lsdException w:name="heading 1" w:semiHidden="0" w:uiPriority="9" w:unhideWhenUsed="0" w:qFormat="1"/>
+    <w:lsdException w:name="heading 2" w:uiPriority="9" w:qFormat="1"/>
+    <w:lsdException w:name="heading 3" w:uiPriority="9" w:qFormat="1"/>
+    <w:lsdException w:name="heading 4" w:uiPriority="9" w:qFormat="1"/>
+    <w:lsdException w:name="heading 5" w:uiPriority="9" w:qFormat="1"/>
+    <w:lsdException w:name="heading 6" w:uiPriority="9" w:qFormat="1"/>
+    <w:lsdException w:name="heading 7" w:uiPriority="9" w:qFormat="1"/>
+    <w:lsdException w:name="heading 8" w:uiPriority="9" w:qFormat="1"/>
+    <w:lsdException w:name="heading 9" w:uiPriority="9" w:qFormat="1"/>
+    <w:lsdException w:name="toc 1" w:uiPriority="39"/>
+    <w:lsdException w:name="toc 2" w:uiPriority="39"/>
+    <w:lsdException w:name="toc 3" w:uiPriority="39"/>
+    <w:lsdException w:name="toc 4" w:uiPriority="39"/>
+    <w:lsdException w:name="toc 5" w:uiPriority="39"/>
+    <w:lsdException w:name="toc 6" w:uiPriority="39"/>
+    <w:lsdException w:name="toc 7" w:uiPriority="39"/>
+    <w:lsdException w:name="toc 8" w:uiPriority="39"/>
+    <w:lsdException w:name="toc 9" w:uiPriority="39"/>
+    <w:lsdException w:name="caption" w:uiPriority="35" w:qFormat="1"/>
+    <w:lsdException w:name="Title" w:semiHidden="0" w:uiPriority="10" w:unhideWhenUsed="0" w:qFormat="1"/>
+    <w:lsdException w:name="Default Paragraph Font" w:uiPriority="1"/>
+    <w:lsdException w:name="Subtitle" w:semiHidden="0" w:uiPriority="11" w:unhideWhenUsed="0" w:qFormat="1"/>
+    <w:lsdException w:name="Strong" w:semiHidden="0" w:uiPriority="22" w:unhideWhenUsed="0" w:qFormat="1"/>
+    <w:lsdException w:name="Emphasis" w:semiHidden="0" w:uiPriority="20" w:unhideWhenUsed="0" w:qFormat="1"/>
+    <w:lsdException w:name="Table Grid" w:semiHidden="0" w:uiPriority="59" w:unhideWhenUsed="0"/>
+    <w:lsdException w:name="Placeholder Text" w:unhideWhenUsed="0"/>
+    <w:lsdException w:name="No Spacing" w:semiHidden="0" w:uiPriority="1" w:unhideWhenUsed="0" w:qFormat="1"/>
+    <w:lsdException w:name="Light Shading" w:semiHidden="0" w:uiPriority="60" w:unhideWhenUsed="0"/>
+    <w:lsdException w:name="Light List" w:semiHidden="0" w:uiPriority="61" w:unhideWhenUsed="0"/>
+    <w:lsdException w:name="Light Grid" w:semiHidden="0" w:uiPriority="62" w:unhideWhenUsed="0"/>
+    <w:lsdException w:name="Medium Shading 1" w:semiHidden="0" w:uiPriority="63" w:unhideWhenUsed="0"/>
+    <w:lsdException w:name="Medium Shading 2" w:semiHidden="0" w:uiPriority="64" w:unhideWhenUsed="0"/>
+    <w:lsdException w:name="Medium List 1" w:semiHidden="0" w:uiPriority="65" w:unhideWhenUsed="0"/>
+    <w:lsdException w:name="Medium List 2" w:semiHidden="0" w:uiPriority="66" w:unhideWhenUsed="0"/>
+    <w:lsdException w:name="Medium Grid 1" w:semiHidden="0" w:uiPriority="67" w:unhideWhenUsed="0"/>
+    <w:lsdException w:name="Medium Grid 2" w:semiHidden="0" w:uiPriority="68" w:unhideWhenUsed="0"/>
+    <w:lsdException w:name="Medium Grid 3" w:semiHidden="0" w:uiPriority="69" w:unhideWhenUsed="0"/>
+    <w:lsdException w:name="Dark List" w:semiHidden="0" w:uiPriority="70" w:unhideWhenUsed="0"/>
+    <w:lsdException w:name="Colorful Shading" w:semiHidden="0" w:uiPriority="71" w:unhideWhenUsed="0"/>
+    <w:lsdException w:name="Colorful List" w:semiHidden="0" w:uiPriority="72" w:unhideWhenUsed="0"/>
+    <w:lsdException w:name="Colorful Grid" w:semiHidden="0" w:uiPriority="73" w:unhideWhenUsed="0"/>
+    <w:lsdException w:name="Light Shading Accent 1" w:semiHidden="0" w:uiPriority="60" w:unhideWhenUsed="0"/>
+    <w:lsdException w:name="Light List Accent 1" w:semiHidden="0" w:uiPriority="61" w:unhideWhenUsed="0"/>
+    <w:lsdException w:name="Light Grid Accent 1" w:semiHidden="0" w:uiPriority="62" w:unhideWhenUsed="0"/>
+    <w:lsdException w:name="Medium Shading 1 Accent 1" w:semiHidden="0" w:uiPriority="63" w:unhideWhenUsed="0"/>
+    <w:lsdException w:name="Medium Shading 2 Accent 1" w:semiHidden="0" w:uiPriority="64" w:unhideWhenUsed="0"/>
+    <w:lsdException w:name="Medium List 1 Accent 1" w:semiHidden="0" w:uiPriority="65" w:unhideWhenUsed="0"/>
+    <w:lsdException w:name="Revision" w:unhideWhenUsed="0"/>
+    <w:lsdException w:name="List Paragraph" w:semiHidden="0" w:uiPriority="34" w:unhideWhenUsed="0" w:qFormat="1"/>
+    <w:lsdException w:name="Quote" w:semiHidden="0" w:uiPriority="29" w:unhideWhenUsed="0" w:qFormat="1"/>
+    <w:lsdException w:name="Intense Quote" w:semiHidden="0" w:uiPriority="30" w:unhideWhenUsed="0" w:qFormat="1"/>
+    <w:lsdException w:name="Medium List 2 Accent 1" w:semiHidden="0" w:uiPriority="66" w:unhideWhenUsed="0"/>
+    <w:lsdException w:name="Medium Grid 1 Accent 1" w:semiHidden="0" w:uiPriority="67" w:unhideWhenUsed="0"/>
+    <w:lsdException w:name="Medium Grid 2 Accent 1" w:semiHidden="0" w:uiPriority="68" w:unhideWhenUsed="0"/>
+    <w:lsdException w:name="Medium Grid 3 Accent 1" w:semiHidden="0" w:uiPriority="69" w:unhideWhenUsed="0"/>
+    <w:lsdException w:name="Dark List Accent 1" w:semiHidden="0" w:uiPriority="70" w:unhideWhenUsed="0"/>
+    <w:lsdException w:name="Colorful Shading Accent 1" w:semiHidden="0" w:uiPriority="71" w:unhideWhenUsed="0"/>
+    <w:lsdException w:name="Colorful List Accent 1" w:semiHidden="0" w:uiPriority="72" w:unhideWhenUsed="0"/>
+    <w:lsdException w:name="Colorful Grid Accent 1" w:semiHidden="0" w:uiPriority="73" w:unhideWhenUsed="0"/>
+    <w:lsdException w:name="Light Shading Accent 2" w:semiHidden="0" w:uiPriority="60" w:unhideWhenUsed="0"/>
+    <w:lsdException w:name="Light List Accent 2" w:semiHidden="0" w:uiPriority="61" w:unhideWhenUsed="0"/>
+    <w:lsdException w:name="Light Grid Accent 2" w:semiHidden="0" w:uiPriority="62" w:unhideWhenUsed="0"/>
+    <w:lsdException w:name="Medium Shading 1 Accent 2" w:semiHidden="0" w:uiPriority="63" w:unhideWhenUsed="0"/>
+    <w:lsdException w:name="Medium Shading 2 Accent 2" w:semiHidden="0" w:uiPriority="64" w:unhideWhenUsed="0"/>
+    <w:lsdException w:name="Medium List 1 Accent 2" w:semiHidden="0" w:uiPriority="65" w:unhideWhenUsed="0"/>
+    <w:lsdException w:name="Medium List 2 Accent 2" w:semiHidden="0" w:uiPriority="66" w:unhideWhenUsed="0"/>
+    <w:lsdException w:name="Medium Grid 1 Accent 2" w:semiHidden="0" w:uiPriority="67" w:unhideWhenUsed="0"/>
+    <w:lsdException w:name="Medium Grid 2 Accent 2" w:semiHidden="0" w:uiPriority="68" w:unhideWhenUsed="0"/>
+    <w:lsdException w:name="Medium Grid 3 Accent 2" w:semiHidden="0" w:uiPriority="69" w:unhideWhenUsed="0"/>
+    <w:lsdException w:name="Dark List Accent 2" w:semiHidden="0" w:uiPriority="70" w:unhideWhenUsed="0"/>
+    <w:lsdException w:name="Colorful Shading Accent 2" w:semiHidden="0" w:uiPriority="71" w:unhideWhenUsed="0"/>
+    <w:lsdException w:name="Colorful List Accent 2" w:semiHidden="0" w:uiPriority="72" w:unhideWhenUsed="0"/>
+    <w:lsdException w:name="Colorful Grid Accent 2" w:semiHidden="0" w:uiPriority="73" w:unhideWhenUsed="0"/>
+    <w:lsdException w:name="Light Shading Accent 3" w:semiHidden="0" w:uiPriority="60" w:unhideWhenUsed="0"/>
+    <w:lsdException w:name="Light List Accent 3" w:semiHidden="0" w:uiPriority="61" w:unhideWhenUsed="0"/>
+    <w:lsdException w:name="Light Grid Accent 3" w:semiHidden="0" w:uiPriority="62" w:unhideWhenUsed="0"/>
+    <w:lsdException w:name="Medium Shading 1 Accent 3" w:semiHidden="0" w:uiPriority="63" w:unhideWhenUsed="0"/>
+    <w:lsdException w:name="Medium Shading 2 Accent 3" w:semiHidden="0" w:uiPriority="64" w:unhideWhenUsed="0"/>
+    <w:lsdException w:name="Medium List 1 Accent 3" w:semiHidden="0" w:uiPriority="65" w:unhideWhenUsed="0"/>
+    <w:lsdException w:name="Medium List 2 Accent 3" w:semiHidden="0" w:uiPriority="66" w:unhideWhenUsed="0"/>
+    <w:lsdException w:name="Medium Grid 1 Accent 3" w:semiHidden="0" w:uiPriority="67" w:unhideWhenUsed="0"/>
+    <w:lsdException w:name="Medium Grid 2 Accent 3" w:semiHidden="0" w:uiPriority="68" w:unhideWhenUsed="0"/>
+    <w:lsdException w:name="Medium Grid 3 Accent 3" w:semiHidden="0" w:uiPriority="69" w:unhideWhenUsed="0"/>
+    <w:lsdException w:name="Dark List Accent 3" w:semiHidden="0" w:uiPriority="70" w:unhideWhenUsed="0"/>
+    <w:lsdException w:name="Colorful Shading Accent 3" w:semiHidden="0" w:uiPriority="71" w:unhideWhenUsed="0"/>
+    <w:lsdException w:name="Colorful List Accent 3" w:semiHidden="0" w:uiPriority="72" w:unhideWhenUsed="0"/>
+    <w:lsdException w:name="Colorful Grid Accent 3" w:semiHidden="0" w:uiPriority="73" w:unhideWhenUsed="0"/>
+    <w:lsdException w:name="Light Shading Accent 4" w:semiHidden="0" w:uiPriority="60" w:unhideWhenUsed="0"/>
+    <w:lsdException w:name="Light List Accent 4" w:semiHidden="0" w:uiPriority="61" w:unhideWhenUsed="0"/>
+    <w:lsdException w:name="Light Grid Accent 4" w:semiHidden="0" w:uiPriority="62" w:unhideWhenUsed="0"/>
+    <w:lsdException w:name="Medium Shading 1 Accent 4" w:semiHidden="0" w:uiPriority="63" w:unhideWhenUsed="0"/>
+    <w:lsdException w:name="Medium Shading 2 Accent 4" w:semiHidden="0" w:uiPriority="64" w:unhideWhenUsed="0"/>
+    <w:lsdException w:name="Medium List 1 Accent 4" w:semiHidden="0" w:uiPriority="65" w:unhideWhenUsed="0"/>
+    <w:lsdException w:name="Medium List 2 Accent 4" w:semiHidden="0" w:uiPriority="66" w:unhideWhenUsed="0"/>
+    <w:lsdException w:name="Medium Grid 1 Accent 4" w:semiHidden="0" w:uiPriority="67" w:unhideWhenUsed="0"/>
+    <w:lsdException w:name="Medium Grid 2 Accent 4" w:semiHidden="0" w:uiPriority="68" w:unhideWhenUsed="0"/>
+    <w:lsdException w:name="Medium Grid 3 Accent 4" w:semiHidden="0" w:uiPriority="69" w:unhideWhenUsed="0"/>
+    <w:lsdException w:name="Dark List Accent 4" w:semiHidden="0" w:uiPriority="70" w:unhideWhenUsed="0"/>
+    <w:lsdException w:name="Colorful Shading Accent 4" w:semiHidden="0" w:uiPriority="71" w:unhideWhenUsed="0"/>
+    <w:lsdException w:name="Colorful List Accent 4" w:semiHidden="0" w:uiPriority="72" w:unhideWhenUsed="0"/>
+    <w:lsdException w:name="Colorful Grid Accent 4" w:semiHidden="0" w:uiPriority="73" w:unhideWhenUsed="0"/>
+    <w:lsdException w:name="Light Shading Accent 5" w:semiHidden="0" w:uiPriority="60" w:unhideWhenUsed="0"/>
+    <w:lsdException w:name="Light List Accent 5" w:semiHidden="0" w:uiPriority="61" w:unhideWhenUsed="0"/>
+    <w:lsdException w:name="Light Grid Accent 5" w:semiHidden="0" w:uiPriority="62" w:unhideWhenUsed="0"/>
+    <w:lsdException w:name="Medium Shading 1 Accent 5" w:semiHidden="0" w:uiPriority="63" w:unhideWhenUsed="0"/>
+    <w:lsdException w:name="Medium Shading 2 Accent 5" w:semiHidden="0" w:uiPriority="64" w:unhideWhenUsed="0"/>
+    <w:lsdException w:name="Medium List 1 Accent 5" w:semiHidden="0" w:uiPriority="65" w:unhideWhenUsed="0"/>
+    <w:lsdException w:name="Medium List 2 Accent 5" w:semiHidden="0" w:uiPriority="66" w:unhideWhenUsed="0"/>
+    <w:lsdException w:name="Medium Grid 1 Accent 5" w:semiHidden="0" w:uiPriority="67" w:unhideWhenUsed="0"/>
+    <w:lsdException w:name="Medium Grid 2 Accent 5" w:semiHidden="0" w:uiPriority="68" w:unhideWhenUsed="0"/>
+    <w:lsdException w:name="Medium Grid 3 Accent 5" w:semiHidden="0" w:uiPriority="69" w:unhideWhenUsed="0"/>
+    <w:lsdException w:name="Dark List Accent 5" w:semiHidden="0" w:uiPriority="70" w:unhideWhenUsed="0"/>
+    <w:lsdException w:name="Colorful Shading Accent 5" w:semiHidden="0" w:uiPriority="71" w:unhideWhenUsed="0"/>
+    <w:lsdException w:name="Colorful List Accent 5" w:semiHidden="0" w:uiPriority="72" w:unhideWhenUsed="0"/>
+    <w:lsdException w:name="Colorful Grid Accent 5" w:semiHidden="0" w:uiPriority="73" w:unhideWhenUsed="0"/>
+    <w:lsdException w:name="Light Shading Accent 6" w:semiHidden="0" w:uiPriority="60" w:unhideWhenUsed="0"/>
+    <w:lsdException w:name="Light List Accent 6" w:semiHidden="0" w:uiPriority="61" w:unhideWhenUsed="0"/>
+    <w:lsdException w:name="Light Grid Accent 6" w:semiHidden="0" w:uiPriority="62" w:unhideWhenUsed="0"/>
+    <w:lsdException w:name="Medium Shading 1 Accent 6" w:semiHidden="0" w:uiPriority="63" w:unhideWhenUsed="0"/>
+    <w:lsdException w:name="Medium Shading 2 Accent 6" w:semiHidden="0" w:uiPriority="64" w:unhideWhenUsed="0"/>
+    <w:lsdException w:name="Medium List 1 Accent 6" w:semiHidden="0" w:uiPriority="65" w:unhideWhenUsed="0"/>
+    <w:lsdException w:name="Medium List 2 Accent 6" w:semiHidden="0" w:uiPriority="66" w:unhideWhenUsed="0"/>
+    <w:lsdException w:name="Medium Grid 1 Accent 6" w:semiHidden="0" w:uiPriority="67" w:unhideWhenUsed="0"/>
+    <w:lsdException w:name="Medium Grid 2 Accent 6" w:semiHidden="0" w:uiPriority="68" w:unhideWhenUsed="0"/>
+    <w:lsdException w:name="Medium Grid 3 Accent 6" w:semiHidden="0" w:uiPriority="69" w:unhideWhenUsed="0"/>
+    <w:lsdException w:name="Dark List Accent 6" w:semiHidden="0" w:uiPriority="70" w:unhideWhenUsed="0"/>
+    <w:lsdException w:name="Colorful Shading Accent 6" w:semiHidden="0" w:uiPriority="71" w:unhideWhenUsed="0"/>
+    <w:lsdException w:name="Colorful List Accent 6" w:semiHidden="0" w:uiPriority="72" w:unhideWhenUsed="0"/>
+    <w:lsdException w:name="Colorful Grid Accent 6" w:semiHidden="0" w:uiPriority="73" w:unhideWhenUsed="0"/>
+    <w:lsdException w:name="Subtle Emphasis" w:semiHidden="0" w:uiPriority="19" w:unhideWhenUsed="0" w:qFormat="1"/>
+    <w:lsdException w:name="Intense Emphasis" w:semiHidden="0" w:uiPriority="21" w:unhideWhenUsed="0" w:qFormat="1"/>
+    <w:lsdException w:name="Subtle Reference" w:semiHidden="0" w:uiPriority="31" w:unhideWhenUsed="0" w:qFormat="1"/>
+    <w:lsdException w:name="Intense Reference" w:semiHidden="0" w:uiPriority="32" w:unhideWhenUsed="0" w:qFormat="1"/>
+    <w:lsdException w:name="Book Title" w:semiHidden="0" w:uiPriority="33" w:unhideWhenUsed="0" w:qFormat="1"/>
+    <w:lsdException w:name="Bibliography" w:uiPriority="37"/>
+    <w:lsdException w:name="TOC Heading" w:uiPriority="39" w:qFormat="1"/>
+  </w:latentStyles>
+  <w:style w:type="paragraph" w:default="1" w:styleId="Normal">
     <w:name w:val="Normal"/>
     <w:qFormat/>
+    <w:rsid w:val="00DE291D"/>
+  </w:style>
+  <w:style w:type="character" w:default="1" w:styleId="Fuentedeprrafopredeter">
+    <w:name w:val="Default Paragraph Font"/>
+    <w:uiPriority w:val="1"/>
+    <w:semiHidden/>
+    <w:unhideWhenUsed/>
+  </w:style>
+  <w:style w:type="table" w:default="1" w:styleId="Tablanormal">
+    <w:name w:val="Normal Table"/>
+    <w:uiPriority w:val="99"/>
+    <w:semiHidden/>
+    <w:unhideWhenUsed/>
+    <w:qFormat/>
+    <w:tblPr>
+      <w:tblInd w:w="0" w:type="dxa"/>
+      <w:tblCellMar>
+        <w:top w:w="0" w:type="dxa"/>
+        <w:left w:w="108" w:type="dxa"/>
+        <w:bottom w:w="0" w:type="dxa"/>
+        <w:right w:w="108" w:type="dxa"/>
+      </w:tblCellMar>
+    </w:tblPr>
+  </w:style>
+  <w:style w:type="numbering" w:default="1" w:styleId="Sinlista">
+    <w:name w:val="No List"/>
+    <w:uiPriority w:val="99"/>
+    <w:semiHidden/>
+    <w:unhideWhenUsed/>
+  </w:style>
+  <w:style w:type="paragraph" w:styleId="Ttulo">
+    <w:name w:val="Title"/>
+    <w:basedOn w:val="Normal"/>
+    <w:next w:val="Textoindependiente"/>
+    <w:qFormat/>
+    <w:rsid w:val="00DE291D"/>
     <w:pPr>
-      <w:widowControl/>
-      <w:bidi w:val="0"/>
-    </w:pPr>
-    <w:rPr>
-      <w:rFonts w:ascii="Liberation Serif" w:hAnsi="Liberation Serif" w:eastAsia="NSimSun" w:cs="Arial"/>
-      <w:color w:val="auto"/>
-      <w:kern w:val="2"/>
-      <w:sz w:val="24"/>
-      <w:szCs w:val="24"/>
-      <w:lang w:val="es-419" w:eastAsia="zh-CN" w:bidi="hi-IN"/>
-    </w:rPr>
-  </w:style>
-  <w:style w:type="paragraph" w:styleId="Ttulo">
-    <w:name w:val="Título"/>
-    <w:basedOn w:val="Normal"/>
-    <w:next w:val="BodyText"/>
-    <w:qFormat/>
-    <w:pPr>
-      <w:keepNext w:val="true"/>
+      <w:keepNext/>
       <w:spacing w:before="240" w:after="120"/>
     </w:pPr>
     <w:rPr>
-      <w:rFonts w:ascii="Liberation Sans" w:hAnsi="Liberation Sans" w:eastAsia="Microsoft YaHei" w:cs="Arial"/>
+      <w:rFonts w:ascii="Liberation Sans" w:eastAsia="Microsoft YaHei" w:hAnsi="Liberation Sans"/>
       <w:sz w:val="28"/>
       <w:szCs w:val="28"/>
     </w:rPr>
   </w:style>
-  <w:style w:type="paragraph" w:styleId="BodyText">
+  <w:style w:type="paragraph" w:styleId="Textoindependiente">
     <w:name w:val="Body Text"/>
     <w:basedOn w:val="Normal"/>
+    <w:rsid w:val="00DE291D"/>
     <w:pPr>
-      <w:spacing w:lineRule="auto" w:line="276" w:before="0" w:after="140"/>
+      <w:spacing w:after="140" w:line="276" w:lineRule="auto"/>
     </w:pPr>
-    <w:rPr/>
-  </w:style>
-  <w:style w:type="paragraph" w:styleId="List">
+  </w:style>
+  <w:style w:type="paragraph" w:styleId="Lista">
     <w:name w:val="List"/>
-    <w:basedOn w:val="BodyText"/>
-    <w:pPr/>
-    <w:rPr>
-      <w:rFonts w:cs="Arial"/>
-    </w:rPr>
-  </w:style>
-  <w:style w:type="paragraph" w:styleId="Caption">
+    <w:basedOn w:val="Textoindependiente"/>
+    <w:rsid w:val="00DE291D"/>
+  </w:style>
+  <w:style w:type="paragraph" w:styleId="Epgrafe">
     <w:name w:val="caption"/>
     <w:basedOn w:val="Normal"/>
     <w:qFormat/>
+    <w:rsid w:val="00DE291D"/>
     <w:pPr>
       <w:suppressLineNumbers/>
       <w:spacing w:before="120" w:after="120"/>
     </w:pPr>
     <w:rPr>
-      <w:rFonts w:cs="Arial"/>
       <w:i/>
       <w:iCs/>
-      <w:sz w:val="24"/>
-      <w:szCs w:val="24"/>
     </w:rPr>
   </w:style>
-  <w:style w:type="paragraph" w:styleId="ndice">
+  <w:style w:type="paragraph" w:customStyle="1" w:styleId="ndice">
     <w:name w:val="Índice"/>
     <w:basedOn w:val="Normal"/>
     <w:qFormat/>
+    <w:rsid w:val="00DE291D"/>
     <w:pPr>
       <w:suppressLineNumbers/>
     </w:pPr>
-    <w:rPr>
-      <w:rFonts w:cs="Arial"/>
-    </w:rPr>
   </w:style>
 </w:styles>
 </file>
 
 <file path=word/theme/theme1.xml><?xml version="1.0" encoding="utf-8"?>
-<a:theme xmlns:a="http://schemas.openxmlformats.org/drawingml/2006/main" xmlns:r="http://schemas.openxmlformats.org/officeDocument/2006/relationships" name="Office">
+<a:theme xmlns:a="http://schemas.openxmlformats.org/drawingml/2006/main" name="Office">
   <a:themeElements>
     <a:clrScheme name="LibreOffice">
       <a:dk1>
@@ -165,14 +308,14 @@
     </a:clrScheme>
     <a:fontScheme name="Office">
       <a:majorFont>
-        <a:latin typeface="Arial" pitchFamily="0" charset="1"/>
-        <a:ea typeface="DejaVu Sans" pitchFamily="0" charset="1"/>
-        <a:cs typeface="DejaVu Sans" pitchFamily="0" charset="1"/>
+        <a:latin typeface="Arial"/>
+        <a:ea typeface="DejaVu Sans"/>
+        <a:cs typeface="DejaVu Sans"/>
       </a:majorFont>
       <a:minorFont>
-        <a:latin typeface="Arial" pitchFamily="0" charset="1"/>
-        <a:ea typeface="DejaVu Sans" pitchFamily="0" charset="1"/>
-        <a:cs typeface="DejaVu Sans" pitchFamily="0" charset="1"/>
+        <a:latin typeface="Arial"/>
+        <a:ea typeface="DejaVu Sans"/>
+        <a:cs typeface="DejaVu Sans"/>
       </a:minorFont>
     </a:fontScheme>
     <a:fmtScheme>
@@ -225,5 +368,7 @@
       </a:bgFillStyleLst>
     </a:fmtScheme>
   </a:themeElements>
+  <a:objectDefaults/>
+  <a:extraClrSchemeLst/>
 </a:theme>
 </file>